--- a/manuscripts/amiras-rule/Amiras-Rule-Complete.docx
+++ b/manuscripts/amiras-rule/Amiras-Rule-Complete.docx
@@ -3589,7 +3589,7 @@
     </w:p>
     <w:p>
       <w:r>
-        <w:t>Kaviel set the last source page back into its pair and squared the stack and laid her hand flat on it, and she looked across the desk at Zola Adimu, who had not moved, who was sitting on the edge of the second chair with her hands in her lap and the brightness in her eyes gone glassy now with the hour and the not-sleeping and the size of the thing she had carried up the corridor, and who was waiting, Kaviel saw, not for praise, the girl was too well made to be waiting for praise, but for some sign that the thing she had found was real and had landed and had not been a young researcher's error built up over weeks into a shape that the first hard reading would knock down. She was waiting to be told whether to be horrified. She had been holding the horror off with the work and the work was done and there was nothing left to hold it off with, and she was waiting for the senior officer across the desk to tell her whether the horror was earned.</w:t>
+        <w:t>Kaviel set the last source page back into its pair and squared the stack and laid her hand flat on it, and she looked across the desk at Zola Adimu, who had not moved, who was sitting on the edge of the second chair with her hands in her lap and the brightness in her eyes gone glassy now with the hour and the not-sleeping and the size of the thing she had carried up the corridor, and who was waiting, Kaviel saw, for some sign that the thing she had found was real and had landed and had not been a young researcher's error built up over weeks into a shape that the first hard reading would knock down. She was not waiting for praise; the girl was too well made for that. She was waiting to be told whether to be horrified. She had been holding the horror off with the work and the work was done and there was nothing left to hold it off with, and she was waiting for the senior officer across the desk to tell her whether the horror was earned.</w:t>
       </w:r>
     </w:p>
     <w:p>
